--- a/6.devops/1.Git/git commands.docx
+++ b/6.devops/1.Git/git commands.docx
@@ -2615,30 +2615,7 @@
       </w:pPr>
     </w:p>
     <w:p>
-      <w:pPr>
-        <w:pStyle w:val="h3merge"/>
-        <w:rPr>
-          <w:color w:val="7B7B7B" w:themeColor="accent3" w:themeShade="BF"/>
-          <w14:textFill>
-            <w14:solidFill>
-              <w14:schemeClr w14:val="accent3">
-                <w14:lumMod w14:val="75000"/>
-              </w14:schemeClr>
-            </w14:solidFill>
-          </w14:textFill>
-        </w:rPr>
-      </w:pPr>
-      <w:r>
-        <w:rPr>
-          <w:color w:val="7B7B7B" w:themeColor="accent3" w:themeShade="BF"/>
-          <w14:textFill>
-            <w14:solidFill>
-              <w14:schemeClr w14:val="accent3">
-                <w14:lumMod w14:val="75000"/>
-              </w14:schemeClr>
-            </w14:solidFill>
-          </w14:textFill>
-        </w:rPr>
+      <w:r>
         <w:t>To initialise a local git repository</w:t>
       </w:r>
     </w:p>
@@ -4322,22 +4299,32 @@
                 <w:shd w:val="clear" w:color="auto" w:fill="FFFFFF"/>
               </w:rPr>
             </w:pPr>
-            <w:r>
-              <w:rPr>
-                <w:rFonts w:ascii="Arial" w:hAnsi="Arial" w:cs="Arial"/>
-                <w:color w:val="202124"/>
-                <w:shd w:val="clear" w:color="auto" w:fill="FFFFFF"/>
+            <w:bookmarkStart w:id="0" w:name="_GoBack"/>
+            <w:r>
+              <w:rPr>
+                <w:rStyle w:val="2cmdChar"/>
+                <w:rFonts w:eastAsiaTheme="minorHAnsi"/>
+                <w:sz w:val="36"/>
               </w:rPr>
               <w:t>Cloning a git repo</w:t>
             </w:r>
+            <w:r>
+              <w:rPr>
+                <w:rStyle w:val="2cmdChar"/>
+                <w:rFonts w:eastAsiaTheme="minorHAnsi"/>
+                <w:sz w:val="36"/>
+              </w:rPr>
+              <w:t xml:space="preserve"> with branch name</w:t>
+            </w:r>
+            <w:bookmarkEnd w:id="0"/>
           </w:p>
           <w:p>
             <w:pPr>
               <w:pStyle w:val="ListParagraph"/>
               <w:ind w:left="0"/>
               <w:rPr>
-                <w:rFonts w:ascii="Arial" w:hAnsi="Arial" w:cs="Arial"/>
-                <w:color w:val="202124"/>
+                <w:rFonts w:ascii="Lato" w:hAnsi="Lato"/>
+                <w:color w:val="333333"/>
                 <w:shd w:val="clear" w:color="auto" w:fill="FFFFFF"/>
               </w:rPr>
             </w:pPr>
@@ -4384,6 +4371,55 @@
                 <w:shd w:val="clear" w:color="auto" w:fill="FFFFFF"/>
               </w:rPr>
               <w:t>and logs</w:t>
+            </w:r>
+          </w:p>
+          <w:p>
+            <w:pPr>
+              <w:pStyle w:val="ListParagraph"/>
+              <w:ind w:left="0"/>
+              <w:rPr>
+                <w:rFonts w:ascii="Lato" w:hAnsi="Lato"/>
+                <w:color w:val="333333"/>
+                <w:shd w:val="clear" w:color="auto" w:fill="FFFFFF"/>
+              </w:rPr>
+            </w:pPr>
+          </w:p>
+          <w:p>
+            <w:pPr>
+              <w:pStyle w:val="ListParagraph"/>
+              <w:ind w:left="0"/>
+              <w:rPr>
+                <w:rFonts w:ascii="Lato" w:hAnsi="Lato"/>
+                <w:color w:val="333333"/>
+                <w:shd w:val="clear" w:color="auto" w:fill="FFFFFF"/>
+              </w:rPr>
+            </w:pPr>
+            <w:r>
+              <w:rPr>
+                <w:rFonts w:ascii="Lato" w:hAnsi="Lato"/>
+                <w:color w:val="333333"/>
+                <w:shd w:val="clear" w:color="auto" w:fill="FFFFFF"/>
+              </w:rPr>
+              <w:t>to clone fastly with limited commit history</w:t>
+            </w:r>
+          </w:p>
+          <w:p>
+            <w:pPr>
+              <w:pStyle w:val="ListParagraph"/>
+              <w:ind w:left="0"/>
+              <w:rPr>
+                <w:rFonts w:ascii="Arial" w:hAnsi="Arial" w:cs="Arial"/>
+                <w:color w:val="202124"/>
+                <w:shd w:val="clear" w:color="auto" w:fill="FFFFFF"/>
+              </w:rPr>
+            </w:pPr>
+            <w:r>
+              <w:rPr>
+                <w:rFonts w:ascii="Lato" w:hAnsi="Lato"/>
+                <w:color w:val="333333"/>
+                <w:shd w:val="clear" w:color="auto" w:fill="FFFFFF"/>
+              </w:rPr>
+              <w:t>then use depth</w:t>
             </w:r>
           </w:p>
         </w:tc>
@@ -4478,6 +4514,25 @@
                 </w14:textOutline>
               </w:rPr>
               <w:t>git clone --depth 1 &lt;repo-url&gt;</w:t>
+            </w:r>
+            <w:r>
+              <w:rPr>
+                <w:rFonts w:ascii="Tw Cen MT" w:hAnsi="Tw Cen MT" w:cs="Arial"/>
+                <w:color w:val="FF0066"/>
+                <w:sz w:val="36"/>
+                <w:shd w:val="clear" w:color="auto" w:fill="FFFFFF"/>
+                <w14:shadow w14:blurRad="38100" w14:dist="19050" w14:dir="2700000" w14:sx="100000" w14:sy="100000" w14:kx="0" w14:ky="0" w14:algn="tl">
+                  <w14:schemeClr w14:val="dk1">
+                    <w14:alpha w14:val="60000"/>
+                  </w14:schemeClr>
+                </w14:shadow>
+                <w14:textOutline w14:w="0" w14:cap="flat" w14:cmpd="sng" w14:algn="ctr">
+                  <w14:noFill/>
+                  <w14:prstDash w14:val="solid"/>
+                  <w14:round/>
+                </w14:textOutline>
+              </w:rPr>
+              <w:t xml:space="preserve"> --branch &lt;branch name&gt;</w:t>
             </w:r>
             <w:r>
               <w:rPr>
@@ -5080,10 +5135,1196 @@
     </w:tbl>
     <w:p>
       <w:pPr>
-        <w:pStyle w:val="ListParagraph"/>
-        <w:rPr>
-          <w:rFonts w:ascii="Arial" w:hAnsi="Arial" w:cs="Arial"/>
-          <w:color w:val="202124"/>
+        <w:pStyle w:val="h3merge"/>
+        <w:rPr>
+          <w:shd w:val="clear" w:color="auto" w:fill="FFFFFF"/>
+        </w:rPr>
+      </w:pPr>
+      <w:r>
+        <w:rPr>
+          <w:shd w:val="clear" w:color="auto" w:fill="FFFFFF"/>
+        </w:rPr>
+        <w:t>Reset local changes</w:t>
+      </w:r>
+    </w:p>
+    <w:tbl>
+      <w:tblPr>
+        <w:tblW w:w="2029" w:type="pct"/>
+        <w:tblCellMar>
+          <w:top w:w="15" w:type="dxa"/>
+          <w:left w:w="15" w:type="dxa"/>
+          <w:bottom w:w="15" w:type="dxa"/>
+          <w:right w:w="15" w:type="dxa"/>
+        </w:tblCellMar>
+        <w:tblLook w:val="04A0" w:firstRow="1" w:lastRow="0" w:firstColumn="1" w:lastColumn="0" w:noHBand="0" w:noVBand="1"/>
+      </w:tblPr>
+      <w:tblGrid>
+        <w:gridCol w:w="2077"/>
+        <w:gridCol w:w="3896"/>
+        <w:gridCol w:w="3370"/>
+      </w:tblGrid>
+      <w:tr>
+        <w:trPr>
+          <w:tblHeader/>
+        </w:trPr>
+        <w:tc>
+          <w:tcPr>
+            <w:tcW w:w="0" w:type="auto"/>
+            <w:tcBorders>
+              <w:top w:val="single" w:sz="6" w:space="0" w:color="DDDDDD"/>
+              <w:left w:val="single" w:sz="6" w:space="0" w:color="DDDDDD"/>
+              <w:bottom w:val="single" w:sz="6" w:space="0" w:color="DDDDDD"/>
+              <w:right w:val="single" w:sz="6" w:space="0" w:color="DDDDDD"/>
+            </w:tcBorders>
+            <w:shd w:val="clear" w:color="auto" w:fill="F2F2F2"/>
+            <w:tcMar>
+              <w:top w:w="120" w:type="dxa"/>
+              <w:left w:w="120" w:type="dxa"/>
+              <w:bottom w:w="120" w:type="dxa"/>
+              <w:right w:w="120" w:type="dxa"/>
+            </w:tcMar>
+            <w:vAlign w:val="center"/>
+            <w:hideMark/>
+          </w:tcPr>
+          <w:p>
+            <w:pPr>
+              <w:spacing w:after="0" w:line="240" w:lineRule="auto"/>
+              <w:rPr>
+                <w:rFonts w:ascii="Arial" w:eastAsia="Times New Roman" w:hAnsi="Arial" w:cs="Arial"/>
+                <w:b/>
+                <w:bCs/>
+                <w:sz w:val="24"/>
+                <w:szCs w:val="24"/>
+                <w:lang w:eastAsia="en-IN" w:bidi="te-IN"/>
+              </w:rPr>
+            </w:pPr>
+            <w:r>
+              <w:rPr>
+                <w:rFonts w:ascii="Arial" w:eastAsia="Times New Roman" w:hAnsi="Arial" w:cs="Arial"/>
+                <w:b/>
+                <w:bCs/>
+                <w:sz w:val="24"/>
+                <w:szCs w:val="24"/>
+                <w:lang w:eastAsia="en-IN" w:bidi="te-IN"/>
+              </w:rPr>
+              <w:t>Feature</w:t>
+            </w:r>
+          </w:p>
+        </w:tc>
+        <w:tc>
+          <w:tcPr>
+            <w:tcW w:w="0" w:type="auto"/>
+            <w:tcBorders>
+              <w:top w:val="single" w:sz="6" w:space="0" w:color="DDDDDD"/>
+              <w:left w:val="single" w:sz="6" w:space="0" w:color="DDDDDD"/>
+              <w:bottom w:val="single" w:sz="6" w:space="0" w:color="DDDDDD"/>
+              <w:right w:val="single" w:sz="6" w:space="0" w:color="DDDDDD"/>
+            </w:tcBorders>
+            <w:shd w:val="clear" w:color="auto" w:fill="F2F2F2"/>
+            <w:tcMar>
+              <w:top w:w="120" w:type="dxa"/>
+              <w:left w:w="120" w:type="dxa"/>
+              <w:bottom w:w="120" w:type="dxa"/>
+              <w:right w:w="120" w:type="dxa"/>
+            </w:tcMar>
+            <w:vAlign w:val="center"/>
+            <w:hideMark/>
+          </w:tcPr>
+          <w:p>
+            <w:pPr>
+              <w:spacing w:after="0" w:line="240" w:lineRule="auto"/>
+              <w:rPr>
+                <w:rFonts w:ascii="Arial" w:eastAsia="Times New Roman" w:hAnsi="Arial" w:cs="Arial"/>
+                <w:b/>
+                <w:bCs/>
+                <w:sz w:val="24"/>
+                <w:szCs w:val="24"/>
+                <w:lang w:eastAsia="en-IN" w:bidi="te-IN"/>
+              </w:rPr>
+            </w:pPr>
+            <w:r>
+              <w:rPr>
+                <w:rFonts w:ascii="Arial" w:eastAsia="Times New Roman" w:hAnsi="Arial" w:cs="Arial"/>
+                <w:b/>
+                <w:bCs/>
+                <w:sz w:val="24"/>
+                <w:szCs w:val="24"/>
+                <w:lang w:eastAsia="en-IN" w:bidi="te-IN"/>
+              </w:rPr>
+              <w:t>git reset</w:t>
+            </w:r>
+          </w:p>
+        </w:tc>
+        <w:tc>
+          <w:tcPr>
+            <w:tcW w:w="0" w:type="auto"/>
+            <w:tcBorders>
+              <w:top w:val="single" w:sz="6" w:space="0" w:color="DDDDDD"/>
+              <w:left w:val="single" w:sz="6" w:space="0" w:color="DDDDDD"/>
+              <w:bottom w:val="single" w:sz="6" w:space="0" w:color="DDDDDD"/>
+              <w:right w:val="single" w:sz="6" w:space="0" w:color="DDDDDD"/>
+            </w:tcBorders>
+            <w:shd w:val="clear" w:color="auto" w:fill="F2F2F2"/>
+            <w:tcMar>
+              <w:top w:w="120" w:type="dxa"/>
+              <w:left w:w="120" w:type="dxa"/>
+              <w:bottom w:w="120" w:type="dxa"/>
+              <w:right w:w="120" w:type="dxa"/>
+            </w:tcMar>
+            <w:vAlign w:val="center"/>
+            <w:hideMark/>
+          </w:tcPr>
+          <w:p>
+            <w:pPr>
+              <w:spacing w:after="0" w:line="240" w:lineRule="auto"/>
+              <w:rPr>
+                <w:rFonts w:ascii="Arial" w:eastAsia="Times New Roman" w:hAnsi="Arial" w:cs="Arial"/>
+                <w:b/>
+                <w:bCs/>
+                <w:sz w:val="24"/>
+                <w:szCs w:val="24"/>
+                <w:lang w:eastAsia="en-IN" w:bidi="te-IN"/>
+              </w:rPr>
+            </w:pPr>
+            <w:r>
+              <w:rPr>
+                <w:rFonts w:ascii="Arial" w:eastAsia="Times New Roman" w:hAnsi="Arial" w:cs="Arial"/>
+                <w:b/>
+                <w:bCs/>
+                <w:sz w:val="24"/>
+                <w:szCs w:val="24"/>
+                <w:lang w:eastAsia="en-IN" w:bidi="te-IN"/>
+              </w:rPr>
+              <w:t>git restore</w:t>
+            </w:r>
+          </w:p>
+        </w:tc>
+      </w:tr>
+      <w:tr>
+        <w:tc>
+          <w:tcPr>
+            <w:tcW w:w="0" w:type="auto"/>
+            <w:tcBorders>
+              <w:top w:val="single" w:sz="6" w:space="0" w:color="DDDDDD"/>
+              <w:left w:val="single" w:sz="6" w:space="0" w:color="DDDDDD"/>
+              <w:bottom w:val="single" w:sz="6" w:space="0" w:color="DDDDDD"/>
+              <w:right w:val="single" w:sz="6" w:space="0" w:color="DDDDDD"/>
+            </w:tcBorders>
+            <w:tcMar>
+              <w:top w:w="120" w:type="dxa"/>
+              <w:left w:w="120" w:type="dxa"/>
+              <w:bottom w:w="120" w:type="dxa"/>
+              <w:right w:w="120" w:type="dxa"/>
+            </w:tcMar>
+            <w:vAlign w:val="center"/>
+            <w:hideMark/>
+          </w:tcPr>
+          <w:p>
+            <w:pPr>
+              <w:spacing w:after="0" w:line="240" w:lineRule="auto"/>
+              <w:rPr>
+                <w:rFonts w:ascii="Arial" w:eastAsia="Times New Roman" w:hAnsi="Arial" w:cs="Arial"/>
+                <w:sz w:val="24"/>
+                <w:szCs w:val="24"/>
+                <w:lang w:eastAsia="en-IN" w:bidi="te-IN"/>
+              </w:rPr>
+            </w:pPr>
+            <w:r>
+              <w:rPr>
+                <w:rFonts w:ascii="Arial" w:eastAsia="Times New Roman" w:hAnsi="Arial" w:cs="Arial"/>
+                <w:sz w:val="24"/>
+                <w:szCs w:val="24"/>
+                <w:lang w:eastAsia="en-IN" w:bidi="te-IN"/>
+              </w:rPr>
+              <w:t>Primary Use</w:t>
+            </w:r>
+          </w:p>
+        </w:tc>
+        <w:tc>
+          <w:tcPr>
+            <w:tcW w:w="0" w:type="auto"/>
+            <w:tcBorders>
+              <w:top w:val="single" w:sz="6" w:space="0" w:color="DDDDDD"/>
+              <w:left w:val="single" w:sz="6" w:space="0" w:color="DDDDDD"/>
+              <w:bottom w:val="single" w:sz="6" w:space="0" w:color="DDDDDD"/>
+              <w:right w:val="single" w:sz="6" w:space="0" w:color="DDDDDD"/>
+            </w:tcBorders>
+            <w:tcMar>
+              <w:top w:w="120" w:type="dxa"/>
+              <w:left w:w="120" w:type="dxa"/>
+              <w:bottom w:w="120" w:type="dxa"/>
+              <w:right w:w="120" w:type="dxa"/>
+            </w:tcMar>
+            <w:vAlign w:val="center"/>
+            <w:hideMark/>
+          </w:tcPr>
+          <w:p>
+            <w:pPr>
+              <w:spacing w:after="0" w:line="240" w:lineRule="auto"/>
+              <w:rPr>
+                <w:rFonts w:ascii="Arial" w:eastAsia="Times New Roman" w:hAnsi="Arial" w:cs="Arial"/>
+                <w:sz w:val="24"/>
+                <w:szCs w:val="24"/>
+                <w:lang w:eastAsia="en-IN" w:bidi="te-IN"/>
+              </w:rPr>
+            </w:pPr>
+            <w:r>
+              <w:rPr>
+                <w:rFonts w:ascii="Arial" w:eastAsia="Times New Roman" w:hAnsi="Arial" w:cs="Arial"/>
+                <w:sz w:val="24"/>
+                <w:szCs w:val="24"/>
+                <w:lang w:eastAsia="en-IN" w:bidi="te-IN"/>
+              </w:rPr>
+              <w:t>Moves branch head, updates index, history change</w:t>
+            </w:r>
+          </w:p>
+        </w:tc>
+        <w:tc>
+          <w:tcPr>
+            <w:tcW w:w="0" w:type="auto"/>
+            <w:tcBorders>
+              <w:top w:val="single" w:sz="6" w:space="0" w:color="DDDDDD"/>
+              <w:left w:val="single" w:sz="6" w:space="0" w:color="DDDDDD"/>
+              <w:bottom w:val="single" w:sz="6" w:space="0" w:color="DDDDDD"/>
+              <w:right w:val="single" w:sz="6" w:space="0" w:color="DDDDDD"/>
+            </w:tcBorders>
+            <w:tcMar>
+              <w:top w:w="120" w:type="dxa"/>
+              <w:left w:w="120" w:type="dxa"/>
+              <w:bottom w:w="120" w:type="dxa"/>
+              <w:right w:w="120" w:type="dxa"/>
+            </w:tcMar>
+            <w:vAlign w:val="center"/>
+            <w:hideMark/>
+          </w:tcPr>
+          <w:p>
+            <w:pPr>
+              <w:spacing w:after="0" w:line="240" w:lineRule="auto"/>
+              <w:rPr>
+                <w:rFonts w:ascii="Arial" w:eastAsia="Times New Roman" w:hAnsi="Arial" w:cs="Arial"/>
+                <w:sz w:val="24"/>
+                <w:szCs w:val="24"/>
+                <w:lang w:eastAsia="en-IN" w:bidi="te-IN"/>
+              </w:rPr>
+            </w:pPr>
+            <w:r>
+              <w:rPr>
+                <w:rFonts w:ascii="Arial" w:eastAsia="Times New Roman" w:hAnsi="Arial" w:cs="Arial"/>
+                <w:sz w:val="24"/>
+                <w:szCs w:val="24"/>
+                <w:lang w:eastAsia="en-IN" w:bidi="te-IN"/>
+              </w:rPr>
+              <w:t>Restores files in working directory or index</w:t>
+            </w:r>
+          </w:p>
+        </w:tc>
+      </w:tr>
+      <w:tr>
+        <w:tc>
+          <w:tcPr>
+            <w:tcW w:w="0" w:type="auto"/>
+            <w:tcBorders>
+              <w:top w:val="single" w:sz="6" w:space="0" w:color="DDDDDD"/>
+              <w:left w:val="single" w:sz="6" w:space="0" w:color="DDDDDD"/>
+              <w:bottom w:val="single" w:sz="6" w:space="0" w:color="DDDDDD"/>
+              <w:right w:val="single" w:sz="6" w:space="0" w:color="DDDDDD"/>
+            </w:tcBorders>
+            <w:tcMar>
+              <w:top w:w="120" w:type="dxa"/>
+              <w:left w:w="120" w:type="dxa"/>
+              <w:bottom w:w="120" w:type="dxa"/>
+              <w:right w:w="120" w:type="dxa"/>
+            </w:tcMar>
+            <w:vAlign w:val="center"/>
+            <w:hideMark/>
+          </w:tcPr>
+          <w:p>
+            <w:pPr>
+              <w:spacing w:after="0" w:line="240" w:lineRule="auto"/>
+              <w:rPr>
+                <w:rFonts w:ascii="Arial" w:eastAsia="Times New Roman" w:hAnsi="Arial" w:cs="Arial"/>
+                <w:sz w:val="24"/>
+                <w:szCs w:val="24"/>
+                <w:lang w:eastAsia="en-IN" w:bidi="te-IN"/>
+              </w:rPr>
+            </w:pPr>
+            <w:r>
+              <w:rPr>
+                <w:rFonts w:ascii="Arial" w:eastAsia="Times New Roman" w:hAnsi="Arial" w:cs="Arial"/>
+                <w:sz w:val="24"/>
+                <w:szCs w:val="24"/>
+                <w:lang w:eastAsia="en-IN" w:bidi="te-IN"/>
+              </w:rPr>
+              <w:t>Affects Commit History</w:t>
+            </w:r>
+          </w:p>
+        </w:tc>
+        <w:tc>
+          <w:tcPr>
+            <w:tcW w:w="0" w:type="auto"/>
+            <w:tcBorders>
+              <w:top w:val="single" w:sz="6" w:space="0" w:color="DDDDDD"/>
+              <w:left w:val="single" w:sz="6" w:space="0" w:color="DDDDDD"/>
+              <w:bottom w:val="single" w:sz="6" w:space="0" w:color="DDDDDD"/>
+              <w:right w:val="single" w:sz="6" w:space="0" w:color="DDDDDD"/>
+            </w:tcBorders>
+            <w:tcMar>
+              <w:top w:w="120" w:type="dxa"/>
+              <w:left w:w="120" w:type="dxa"/>
+              <w:bottom w:w="120" w:type="dxa"/>
+              <w:right w:w="120" w:type="dxa"/>
+            </w:tcMar>
+            <w:vAlign w:val="center"/>
+            <w:hideMark/>
+          </w:tcPr>
+          <w:p>
+            <w:pPr>
+              <w:spacing w:after="0" w:line="240" w:lineRule="auto"/>
+              <w:rPr>
+                <w:rFonts w:ascii="Arial" w:eastAsia="Times New Roman" w:hAnsi="Arial" w:cs="Arial"/>
+                <w:sz w:val="24"/>
+                <w:szCs w:val="24"/>
+                <w:lang w:eastAsia="en-IN" w:bidi="te-IN"/>
+              </w:rPr>
+            </w:pPr>
+            <w:r>
+              <w:rPr>
+                <w:rFonts w:ascii="Arial" w:eastAsia="Times New Roman" w:hAnsi="Arial" w:cs="Arial"/>
+                <w:sz w:val="24"/>
+                <w:szCs w:val="24"/>
+                <w:lang w:eastAsia="en-IN" w:bidi="te-IN"/>
+              </w:rPr>
+              <w:t>Yes</w:t>
+            </w:r>
+          </w:p>
+        </w:tc>
+        <w:tc>
+          <w:tcPr>
+            <w:tcW w:w="0" w:type="auto"/>
+            <w:tcBorders>
+              <w:top w:val="single" w:sz="6" w:space="0" w:color="DDDDDD"/>
+              <w:left w:val="single" w:sz="6" w:space="0" w:color="DDDDDD"/>
+              <w:bottom w:val="single" w:sz="6" w:space="0" w:color="DDDDDD"/>
+              <w:right w:val="single" w:sz="6" w:space="0" w:color="DDDDDD"/>
+            </w:tcBorders>
+            <w:tcMar>
+              <w:top w:w="120" w:type="dxa"/>
+              <w:left w:w="120" w:type="dxa"/>
+              <w:bottom w:w="120" w:type="dxa"/>
+              <w:right w:w="120" w:type="dxa"/>
+            </w:tcMar>
+            <w:vAlign w:val="center"/>
+            <w:hideMark/>
+          </w:tcPr>
+          <w:p>
+            <w:pPr>
+              <w:spacing w:after="0" w:line="240" w:lineRule="auto"/>
+              <w:rPr>
+                <w:rFonts w:ascii="Arial" w:eastAsia="Times New Roman" w:hAnsi="Arial" w:cs="Arial"/>
+                <w:sz w:val="24"/>
+                <w:szCs w:val="24"/>
+                <w:lang w:eastAsia="en-IN" w:bidi="te-IN"/>
+              </w:rPr>
+            </w:pPr>
+            <w:r>
+              <w:rPr>
+                <w:rFonts w:ascii="Arial" w:eastAsia="Times New Roman" w:hAnsi="Arial" w:cs="Arial"/>
+                <w:sz w:val="24"/>
+                <w:szCs w:val="24"/>
+                <w:lang w:eastAsia="en-IN" w:bidi="te-IN"/>
+              </w:rPr>
+              <w:t>No</w:t>
+            </w:r>
+          </w:p>
+        </w:tc>
+      </w:tr>
+      <w:tr>
+        <w:tc>
+          <w:tcPr>
+            <w:tcW w:w="0" w:type="auto"/>
+            <w:tcBorders>
+              <w:top w:val="single" w:sz="6" w:space="0" w:color="DDDDDD"/>
+              <w:left w:val="single" w:sz="6" w:space="0" w:color="DDDDDD"/>
+              <w:bottom w:val="single" w:sz="6" w:space="0" w:color="DDDDDD"/>
+              <w:right w:val="single" w:sz="6" w:space="0" w:color="DDDDDD"/>
+            </w:tcBorders>
+            <w:tcMar>
+              <w:top w:w="120" w:type="dxa"/>
+              <w:left w:w="120" w:type="dxa"/>
+              <w:bottom w:w="120" w:type="dxa"/>
+              <w:right w:w="120" w:type="dxa"/>
+            </w:tcMar>
+            <w:vAlign w:val="center"/>
+            <w:hideMark/>
+          </w:tcPr>
+          <w:p>
+            <w:pPr>
+              <w:spacing w:after="0" w:line="240" w:lineRule="auto"/>
+              <w:rPr>
+                <w:rFonts w:ascii="Arial" w:eastAsia="Times New Roman" w:hAnsi="Arial" w:cs="Arial"/>
+                <w:sz w:val="24"/>
+                <w:szCs w:val="24"/>
+                <w:lang w:eastAsia="en-IN" w:bidi="te-IN"/>
+              </w:rPr>
+            </w:pPr>
+            <w:r>
+              <w:rPr>
+                <w:rFonts w:ascii="Arial" w:eastAsia="Times New Roman" w:hAnsi="Arial" w:cs="Arial"/>
+                <w:sz w:val="24"/>
+                <w:szCs w:val="24"/>
+                <w:lang w:eastAsia="en-IN" w:bidi="te-IN"/>
+              </w:rPr>
+              <w:t>Affects Index</w:t>
+            </w:r>
+          </w:p>
+        </w:tc>
+        <w:tc>
+          <w:tcPr>
+            <w:tcW w:w="0" w:type="auto"/>
+            <w:tcBorders>
+              <w:top w:val="single" w:sz="6" w:space="0" w:color="DDDDDD"/>
+              <w:left w:val="single" w:sz="6" w:space="0" w:color="DDDDDD"/>
+              <w:bottom w:val="single" w:sz="6" w:space="0" w:color="DDDDDD"/>
+              <w:right w:val="single" w:sz="6" w:space="0" w:color="DDDDDD"/>
+            </w:tcBorders>
+            <w:tcMar>
+              <w:top w:w="120" w:type="dxa"/>
+              <w:left w:w="120" w:type="dxa"/>
+              <w:bottom w:w="120" w:type="dxa"/>
+              <w:right w:w="120" w:type="dxa"/>
+            </w:tcMar>
+            <w:vAlign w:val="center"/>
+            <w:hideMark/>
+          </w:tcPr>
+          <w:p>
+            <w:pPr>
+              <w:spacing w:after="0" w:line="240" w:lineRule="auto"/>
+              <w:rPr>
+                <w:rFonts w:ascii="Arial" w:eastAsia="Times New Roman" w:hAnsi="Arial" w:cs="Arial"/>
+                <w:sz w:val="24"/>
+                <w:szCs w:val="24"/>
+                <w:lang w:eastAsia="en-IN" w:bidi="te-IN"/>
+              </w:rPr>
+            </w:pPr>
+            <w:r>
+              <w:rPr>
+                <w:rFonts w:ascii="Arial" w:eastAsia="Times New Roman" w:hAnsi="Arial" w:cs="Arial"/>
+                <w:sz w:val="24"/>
+                <w:szCs w:val="24"/>
+                <w:lang w:eastAsia="en-IN" w:bidi="te-IN"/>
+              </w:rPr>
+              <w:t>Yes (unstaging files or resetting commits)</w:t>
+            </w:r>
+          </w:p>
+        </w:tc>
+        <w:tc>
+          <w:tcPr>
+            <w:tcW w:w="0" w:type="auto"/>
+            <w:tcBorders>
+              <w:top w:val="single" w:sz="6" w:space="0" w:color="DDDDDD"/>
+              <w:left w:val="single" w:sz="6" w:space="0" w:color="DDDDDD"/>
+              <w:bottom w:val="single" w:sz="6" w:space="0" w:color="DDDDDD"/>
+              <w:right w:val="single" w:sz="6" w:space="0" w:color="DDDDDD"/>
+            </w:tcBorders>
+            <w:tcMar>
+              <w:top w:w="120" w:type="dxa"/>
+              <w:left w:w="120" w:type="dxa"/>
+              <w:bottom w:w="120" w:type="dxa"/>
+              <w:right w:w="120" w:type="dxa"/>
+            </w:tcMar>
+            <w:vAlign w:val="center"/>
+            <w:hideMark/>
+          </w:tcPr>
+          <w:p>
+            <w:pPr>
+              <w:spacing w:after="0" w:line="240" w:lineRule="auto"/>
+              <w:rPr>
+                <w:rFonts w:ascii="Arial" w:eastAsia="Times New Roman" w:hAnsi="Arial" w:cs="Arial"/>
+                <w:sz w:val="24"/>
+                <w:szCs w:val="24"/>
+                <w:lang w:eastAsia="en-IN" w:bidi="te-IN"/>
+              </w:rPr>
+            </w:pPr>
+            <w:r>
+              <w:rPr>
+                <w:rFonts w:ascii="Arial" w:eastAsia="Times New Roman" w:hAnsi="Arial" w:cs="Arial"/>
+                <w:sz w:val="24"/>
+                <w:szCs w:val="24"/>
+                <w:lang w:eastAsia="en-IN" w:bidi="te-IN"/>
+              </w:rPr>
+              <w:t>Yes (unstaging files with--staged)</w:t>
+            </w:r>
+          </w:p>
+        </w:tc>
+      </w:tr>
+      <w:tr>
+        <w:tc>
+          <w:tcPr>
+            <w:tcW w:w="0" w:type="auto"/>
+            <w:tcBorders>
+              <w:top w:val="single" w:sz="6" w:space="0" w:color="DDDDDD"/>
+              <w:left w:val="single" w:sz="6" w:space="0" w:color="DDDDDD"/>
+              <w:bottom w:val="single" w:sz="6" w:space="0" w:color="DDDDDD"/>
+              <w:right w:val="single" w:sz="6" w:space="0" w:color="DDDDDD"/>
+            </w:tcBorders>
+            <w:tcMar>
+              <w:top w:w="120" w:type="dxa"/>
+              <w:left w:w="120" w:type="dxa"/>
+              <w:bottom w:w="120" w:type="dxa"/>
+              <w:right w:w="120" w:type="dxa"/>
+            </w:tcMar>
+            <w:vAlign w:val="center"/>
+            <w:hideMark/>
+          </w:tcPr>
+          <w:p>
+            <w:pPr>
+              <w:spacing w:after="0" w:line="240" w:lineRule="auto"/>
+              <w:rPr>
+                <w:rFonts w:ascii="Arial" w:eastAsia="Times New Roman" w:hAnsi="Arial" w:cs="Arial"/>
+                <w:sz w:val="24"/>
+                <w:szCs w:val="24"/>
+                <w:lang w:eastAsia="en-IN" w:bidi="te-IN"/>
+              </w:rPr>
+            </w:pPr>
+            <w:r>
+              <w:rPr>
+                <w:rFonts w:ascii="Arial" w:eastAsia="Times New Roman" w:hAnsi="Arial" w:cs="Arial"/>
+                <w:sz w:val="24"/>
+                <w:szCs w:val="24"/>
+                <w:lang w:eastAsia="en-IN" w:bidi="te-IN"/>
+              </w:rPr>
+              <w:t>Affects Working Dir</w:t>
+            </w:r>
+          </w:p>
+        </w:tc>
+        <w:tc>
+          <w:tcPr>
+            <w:tcW w:w="0" w:type="auto"/>
+            <w:tcBorders>
+              <w:top w:val="single" w:sz="6" w:space="0" w:color="DDDDDD"/>
+              <w:left w:val="single" w:sz="6" w:space="0" w:color="DDDDDD"/>
+              <w:bottom w:val="single" w:sz="6" w:space="0" w:color="DDDDDD"/>
+              <w:right w:val="single" w:sz="6" w:space="0" w:color="DDDDDD"/>
+            </w:tcBorders>
+            <w:tcMar>
+              <w:top w:w="120" w:type="dxa"/>
+              <w:left w:w="120" w:type="dxa"/>
+              <w:bottom w:w="120" w:type="dxa"/>
+              <w:right w:w="120" w:type="dxa"/>
+            </w:tcMar>
+            <w:vAlign w:val="center"/>
+            <w:hideMark/>
+          </w:tcPr>
+          <w:p>
+            <w:pPr>
+              <w:spacing w:after="0" w:line="240" w:lineRule="auto"/>
+              <w:rPr>
+                <w:rFonts w:ascii="Arial" w:eastAsia="Times New Roman" w:hAnsi="Arial" w:cs="Arial"/>
+                <w:sz w:val="24"/>
+                <w:szCs w:val="24"/>
+                <w:lang w:eastAsia="en-IN" w:bidi="te-IN"/>
+              </w:rPr>
+            </w:pPr>
+            <w:r>
+              <w:rPr>
+                <w:rFonts w:ascii="Arial" w:eastAsia="Times New Roman" w:hAnsi="Arial" w:cs="Arial"/>
+                <w:sz w:val="24"/>
+                <w:szCs w:val="24"/>
+                <w:lang w:eastAsia="en-IN" w:bidi="te-IN"/>
+              </w:rPr>
+              <w:t>Can (with--hard)</w:t>
+            </w:r>
+          </w:p>
+        </w:tc>
+        <w:tc>
+          <w:tcPr>
+            <w:tcW w:w="0" w:type="auto"/>
+            <w:tcBorders>
+              <w:top w:val="single" w:sz="6" w:space="0" w:color="DDDDDD"/>
+              <w:left w:val="single" w:sz="6" w:space="0" w:color="DDDDDD"/>
+              <w:bottom w:val="single" w:sz="6" w:space="0" w:color="DDDDDD"/>
+              <w:right w:val="single" w:sz="6" w:space="0" w:color="DDDDDD"/>
+            </w:tcBorders>
+            <w:tcMar>
+              <w:top w:w="120" w:type="dxa"/>
+              <w:left w:w="120" w:type="dxa"/>
+              <w:bottom w:w="120" w:type="dxa"/>
+              <w:right w:w="120" w:type="dxa"/>
+            </w:tcMar>
+            <w:vAlign w:val="center"/>
+            <w:hideMark/>
+          </w:tcPr>
+          <w:p>
+            <w:pPr>
+              <w:spacing w:after="0" w:line="240" w:lineRule="auto"/>
+              <w:rPr>
+                <w:rFonts w:ascii="Arial" w:eastAsia="Times New Roman" w:hAnsi="Arial" w:cs="Arial"/>
+                <w:sz w:val="24"/>
+                <w:szCs w:val="24"/>
+                <w:lang w:eastAsia="en-IN" w:bidi="te-IN"/>
+              </w:rPr>
+            </w:pPr>
+            <w:r>
+              <w:rPr>
+                <w:rFonts w:ascii="Arial" w:eastAsia="Times New Roman" w:hAnsi="Arial" w:cs="Arial"/>
+                <w:sz w:val="24"/>
+                <w:szCs w:val="24"/>
+                <w:lang w:eastAsia="en-IN" w:bidi="te-IN"/>
+              </w:rPr>
+              <w:t>Yes (restore file content)</w:t>
+            </w:r>
+          </w:p>
+        </w:tc>
+      </w:tr>
+      <w:tr>
+        <w:tc>
+          <w:tcPr>
+            <w:tcW w:w="0" w:type="auto"/>
+            <w:tcBorders>
+              <w:top w:val="single" w:sz="6" w:space="0" w:color="DDDDDD"/>
+              <w:left w:val="single" w:sz="6" w:space="0" w:color="DDDDDD"/>
+              <w:bottom w:val="single" w:sz="6" w:space="0" w:color="DDDDDD"/>
+              <w:right w:val="single" w:sz="6" w:space="0" w:color="DDDDDD"/>
+            </w:tcBorders>
+            <w:tcMar>
+              <w:top w:w="120" w:type="dxa"/>
+              <w:left w:w="120" w:type="dxa"/>
+              <w:bottom w:w="120" w:type="dxa"/>
+              <w:right w:w="120" w:type="dxa"/>
+            </w:tcMar>
+            <w:vAlign w:val="center"/>
+            <w:hideMark/>
+          </w:tcPr>
+          <w:p>
+            <w:pPr>
+              <w:spacing w:after="0" w:line="240" w:lineRule="auto"/>
+              <w:rPr>
+                <w:rFonts w:ascii="Arial" w:eastAsia="Times New Roman" w:hAnsi="Arial" w:cs="Arial"/>
+                <w:sz w:val="24"/>
+                <w:szCs w:val="24"/>
+                <w:lang w:eastAsia="en-IN" w:bidi="te-IN"/>
+              </w:rPr>
+            </w:pPr>
+            <w:r>
+              <w:rPr>
+                <w:rFonts w:ascii="Arial" w:eastAsia="Times New Roman" w:hAnsi="Arial" w:cs="Arial"/>
+                <w:sz w:val="24"/>
+                <w:szCs w:val="24"/>
+                <w:lang w:eastAsia="en-IN" w:bidi="te-IN"/>
+              </w:rPr>
+              <w:t>Common Scenario</w:t>
+            </w:r>
+          </w:p>
+        </w:tc>
+        <w:tc>
+          <w:tcPr>
+            <w:tcW w:w="0" w:type="auto"/>
+            <w:tcBorders>
+              <w:top w:val="single" w:sz="6" w:space="0" w:color="DDDDDD"/>
+              <w:left w:val="single" w:sz="6" w:space="0" w:color="DDDDDD"/>
+              <w:bottom w:val="single" w:sz="6" w:space="0" w:color="DDDDDD"/>
+              <w:right w:val="single" w:sz="6" w:space="0" w:color="DDDDDD"/>
+            </w:tcBorders>
+            <w:tcMar>
+              <w:top w:w="120" w:type="dxa"/>
+              <w:left w:w="120" w:type="dxa"/>
+              <w:bottom w:w="120" w:type="dxa"/>
+              <w:right w:w="120" w:type="dxa"/>
+            </w:tcMar>
+            <w:vAlign w:val="center"/>
+            <w:hideMark/>
+          </w:tcPr>
+          <w:p>
+            <w:pPr>
+              <w:spacing w:after="0" w:line="240" w:lineRule="auto"/>
+              <w:rPr>
+                <w:rFonts w:ascii="Arial" w:eastAsia="Times New Roman" w:hAnsi="Arial" w:cs="Arial"/>
+                <w:sz w:val="24"/>
+                <w:szCs w:val="24"/>
+                <w:lang w:eastAsia="en-IN" w:bidi="te-IN"/>
+              </w:rPr>
+            </w:pPr>
+            <w:r>
+              <w:rPr>
+                <w:rFonts w:ascii="Arial" w:eastAsia="Times New Roman" w:hAnsi="Arial" w:cs="Arial"/>
+                <w:sz w:val="24"/>
+                <w:szCs w:val="24"/>
+                <w:lang w:eastAsia="en-IN" w:bidi="te-IN"/>
+              </w:rPr>
+              <w:t>Undo commits or unstage files</w:t>
+            </w:r>
+          </w:p>
+        </w:tc>
+        <w:tc>
+          <w:tcPr>
+            <w:tcW w:w="0" w:type="auto"/>
+            <w:tcBorders>
+              <w:top w:val="single" w:sz="6" w:space="0" w:color="DDDDDD"/>
+              <w:left w:val="single" w:sz="6" w:space="0" w:color="DDDDDD"/>
+              <w:bottom w:val="single" w:sz="6" w:space="0" w:color="DDDDDD"/>
+              <w:right w:val="single" w:sz="6" w:space="0" w:color="DDDDDD"/>
+            </w:tcBorders>
+            <w:tcMar>
+              <w:top w:w="120" w:type="dxa"/>
+              <w:left w:w="120" w:type="dxa"/>
+              <w:bottom w:w="120" w:type="dxa"/>
+              <w:right w:w="120" w:type="dxa"/>
+            </w:tcMar>
+            <w:vAlign w:val="center"/>
+            <w:hideMark/>
+          </w:tcPr>
+          <w:p>
+            <w:pPr>
+              <w:spacing w:after="0" w:line="240" w:lineRule="auto"/>
+              <w:rPr>
+                <w:rFonts w:ascii="Arial" w:eastAsia="Times New Roman" w:hAnsi="Arial" w:cs="Arial"/>
+                <w:sz w:val="24"/>
+                <w:szCs w:val="24"/>
+                <w:lang w:eastAsia="en-IN" w:bidi="te-IN"/>
+              </w:rPr>
+            </w:pPr>
+            <w:r>
+              <w:rPr>
+                <w:rFonts w:ascii="Arial" w:eastAsia="Times New Roman" w:hAnsi="Arial" w:cs="Arial"/>
+                <w:sz w:val="24"/>
+                <w:szCs w:val="24"/>
+                <w:lang w:eastAsia="en-IN" w:bidi="te-IN"/>
+              </w:rPr>
+              <w:t>Discard unstaged changes or unstage files</w:t>
+            </w:r>
+          </w:p>
+        </w:tc>
+      </w:tr>
+    </w:tbl>
+    <w:tbl>
+      <w:tblPr>
+        <w:tblStyle w:val="TableGrid"/>
+        <w:tblW w:w="0" w:type="auto"/>
+        <w:tblLook w:val="04A0" w:firstRow="1" w:lastRow="0" w:firstColumn="1" w:lastColumn="0" w:noHBand="0" w:noVBand="1"/>
+      </w:tblPr>
+      <w:tblGrid>
+        <w:gridCol w:w="11515"/>
+        <w:gridCol w:w="11515"/>
+      </w:tblGrid>
+      <w:tr>
+        <w:tc>
+          <w:tcPr>
+            <w:tcW w:w="11515" w:type="dxa"/>
+          </w:tcPr>
+          <w:p>
+            <w:pPr>
+              <w:rPr>
+                <w:shd w:val="clear" w:color="auto" w:fill="FFFFFF"/>
+              </w:rPr>
+            </w:pPr>
+          </w:p>
+          <w:p>
+            <w:pPr>
+              <w:rPr>
+                <w:shd w:val="clear" w:color="auto" w:fill="FFFFFF"/>
+              </w:rPr>
+            </w:pPr>
+            <w:r>
+              <w:rPr>
+                <w:shd w:val="clear" w:color="auto" w:fill="FFFFFF"/>
+              </w:rPr>
+              <w:lastRenderedPageBreak/>
+              <w:t xml:space="preserve">moving a file from staging area to working directory </w:t>
+            </w:r>
+            <w:r>
+              <w:rPr>
+                <w:shd w:val="clear" w:color="auto" w:fill="FFFFFF"/>
+              </w:rPr>
+              <w:t>without discarding actual change</w:t>
+            </w:r>
+          </w:p>
+          <w:p>
+            <w:pPr>
+              <w:rPr>
+                <w:shd w:val="clear" w:color="auto" w:fill="FFFFFF"/>
+              </w:rPr>
+            </w:pPr>
+            <w:r>
+              <w:rPr>
+                <w:shd w:val="clear" w:color="auto" w:fill="FFFFFF"/>
+              </w:rPr>
+              <w:t>git reset file</w:t>
+            </w:r>
+          </w:p>
+        </w:tc>
+        <w:tc>
+          <w:tcPr>
+            <w:tcW w:w="11515" w:type="dxa"/>
+          </w:tcPr>
+          <w:p>
+            <w:pPr>
+              <w:rPr>
+                <w:shd w:val="clear" w:color="auto" w:fill="FFFFFF"/>
+              </w:rPr>
+            </w:pPr>
+            <w:r>
+              <w:rPr>
+                <w:shd w:val="clear" w:color="auto" w:fill="FFFFFF"/>
+              </w:rPr>
+              <w:lastRenderedPageBreak/>
+              <w:t>git reset</w:t>
+            </w:r>
+          </w:p>
+          <w:p>
+            <w:pPr>
+              <w:rPr>
+                <w:shd w:val="clear" w:color="auto" w:fill="FFFFFF"/>
+              </w:rPr>
+            </w:pPr>
+            <w:r>
+              <w:rPr>
+                <w:shd w:val="clear" w:color="auto" w:fill="FFFFFF"/>
+              </w:rPr>
+              <w:lastRenderedPageBreak/>
+              <w:t>to discard even staged changes</w:t>
+            </w:r>
+          </w:p>
+        </w:tc>
+      </w:tr>
+      <w:tr>
+        <w:tc>
+          <w:tcPr>
+            <w:tcW w:w="11515" w:type="dxa"/>
+          </w:tcPr>
+          <w:p>
+            <w:pPr>
+              <w:rPr>
+                <w:shd w:val="clear" w:color="auto" w:fill="FFFFFF"/>
+              </w:rPr>
+            </w:pPr>
+            <w:r>
+              <w:rPr>
+                <w:shd w:val="clear" w:color="auto" w:fill="FFFFFF"/>
+              </w:rPr>
+              <w:lastRenderedPageBreak/>
+              <w:t xml:space="preserve">to </w:t>
+            </w:r>
+            <w:r>
+              <w:rPr>
+                <w:rFonts w:ascii="Segoe UI" w:hAnsi="Segoe UI" w:cs="Segoe UI"/>
+                <w:spacing w:val="1"/>
+              </w:rPr>
+              <w:t>discarding </w:t>
+            </w:r>
+            <w:r>
+              <w:rPr>
+                <w:rStyle w:val="Strong"/>
+                <w:rFonts w:ascii="Segoe UI" w:hAnsi="Segoe UI" w:cs="Segoe UI"/>
+                <w:b w:val="0"/>
+                <w:bCs w:val="0"/>
+                <w:spacing w:val="1"/>
+                <w:bdr w:val="single" w:sz="2" w:space="0" w:color="auto" w:frame="1"/>
+              </w:rPr>
+              <w:t>unstaged changes</w:t>
+            </w:r>
+            <w:r>
+              <w:rPr>
+                <w:rFonts w:ascii="Segoe UI" w:hAnsi="Segoe UI" w:cs="Segoe UI"/>
+                <w:spacing w:val="1"/>
+              </w:rPr>
+              <w:t> or </w:t>
+            </w:r>
+            <w:r>
+              <w:rPr>
+                <w:rStyle w:val="Strong"/>
+                <w:rFonts w:ascii="Segoe UI" w:hAnsi="Segoe UI" w:cs="Segoe UI"/>
+                <w:b w:val="0"/>
+                <w:bCs w:val="0"/>
+                <w:spacing w:val="1"/>
+                <w:bdr w:val="single" w:sz="2" w:space="0" w:color="auto" w:frame="1"/>
+              </w:rPr>
+              <w:t>unstaging</w:t>
+            </w:r>
+            <w:r>
+              <w:rPr>
+                <w:rFonts w:ascii="Segoe UI" w:hAnsi="Segoe UI" w:cs="Segoe UI"/>
+                <w:spacing w:val="1"/>
+              </w:rPr>
+              <w:t> changes</w:t>
+            </w:r>
+            <w:r>
+              <w:rPr>
+                <w:rFonts w:ascii="Segoe UI" w:hAnsi="Segoe UI" w:cs="Segoe UI"/>
+                <w:spacing w:val="1"/>
+              </w:rPr>
+              <w:t xml:space="preserve"> and replacing with prev commit code</w:t>
+            </w:r>
+          </w:p>
+        </w:tc>
+        <w:tc>
+          <w:tcPr>
+            <w:tcW w:w="11515" w:type="dxa"/>
+          </w:tcPr>
+          <w:p>
+            <w:pPr>
+              <w:pStyle w:val="my-2"/>
+              <w:numPr>
+                <w:ilvl w:val="0"/>
+                <w:numId w:val="27"/>
+              </w:numPr>
+              <w:pBdr>
+                <w:top w:val="single" w:sz="2" w:space="0" w:color="auto"/>
+                <w:left w:val="single" w:sz="2" w:space="0" w:color="auto"/>
+                <w:bottom w:val="single" w:sz="2" w:space="0" w:color="auto"/>
+                <w:right w:val="single" w:sz="2" w:space="0" w:color="auto"/>
+              </w:pBdr>
+              <w:ind w:left="0"/>
+              <w:rPr>
+                <w:rFonts w:ascii="Segoe UI" w:hAnsi="Segoe UI" w:cs="Segoe UI"/>
+                <w:spacing w:val="1"/>
+              </w:rPr>
+            </w:pPr>
+            <w:r>
+              <w:rPr>
+                <w:rStyle w:val="HTMLCode"/>
+                <w:spacing w:val="1"/>
+                <w:sz w:val="21"/>
+                <w:szCs w:val="21"/>
+                <w:bdr w:val="single" w:sz="2" w:space="0" w:color="auto" w:frame="1"/>
+              </w:rPr>
+              <w:t>git restore</w:t>
+            </w:r>
+            <w:r>
+              <w:rPr>
+                <w:rFonts w:ascii="Segoe UI" w:hAnsi="Segoe UI" w:cs="Segoe UI"/>
+                <w:spacing w:val="1"/>
+              </w:rPr>
+              <w:t> is focused on restoring files in the </w:t>
+            </w:r>
+            <w:r>
+              <w:rPr>
+                <w:rStyle w:val="Strong"/>
+                <w:rFonts w:ascii="Segoe UI" w:hAnsi="Segoe UI" w:cs="Segoe UI"/>
+                <w:b w:val="0"/>
+                <w:bCs w:val="0"/>
+                <w:spacing w:val="1"/>
+                <w:bdr w:val="single" w:sz="2" w:space="0" w:color="auto" w:frame="1"/>
+              </w:rPr>
+              <w:t>working directory</w:t>
+            </w:r>
+            <w:r>
+              <w:rPr>
+                <w:rFonts w:ascii="Segoe UI" w:hAnsi="Segoe UI" w:cs="Segoe UI"/>
+                <w:spacing w:val="1"/>
+              </w:rPr>
+              <w:t> or the </w:t>
+            </w:r>
+            <w:r>
+              <w:rPr>
+                <w:rStyle w:val="Strong"/>
+                <w:rFonts w:ascii="Segoe UI" w:hAnsi="Segoe UI" w:cs="Segoe UI"/>
+                <w:b w:val="0"/>
+                <w:bCs w:val="0"/>
+                <w:spacing w:val="1"/>
+                <w:bdr w:val="single" w:sz="2" w:space="0" w:color="auto" w:frame="1"/>
+              </w:rPr>
+              <w:t>index</w:t>
+            </w:r>
+            <w:r>
+              <w:rPr>
+                <w:rFonts w:ascii="Segoe UI" w:hAnsi="Segoe UI" w:cs="Segoe UI"/>
+                <w:spacing w:val="1"/>
+              </w:rPr>
+              <w:t> from a previous commit or the index.</w:t>
+            </w:r>
+          </w:p>
+          <w:p>
+            <w:pPr>
+              <w:pStyle w:val="my-2"/>
+              <w:numPr>
+                <w:ilvl w:val="0"/>
+                <w:numId w:val="27"/>
+              </w:numPr>
+              <w:pBdr>
+                <w:top w:val="single" w:sz="2" w:space="0" w:color="auto"/>
+                <w:left w:val="single" w:sz="2" w:space="0" w:color="auto"/>
+                <w:bottom w:val="single" w:sz="2" w:space="0" w:color="auto"/>
+                <w:right w:val="single" w:sz="2" w:space="0" w:color="auto"/>
+              </w:pBdr>
+              <w:ind w:left="0"/>
+              <w:rPr>
+                <w:rFonts w:ascii="Segoe UI" w:hAnsi="Segoe UI" w:cs="Segoe UI"/>
+                <w:spacing w:val="1"/>
+              </w:rPr>
+            </w:pPr>
+            <w:r>
+              <w:rPr>
+                <w:rFonts w:ascii="Segoe UI" w:hAnsi="Segoe UI" w:cs="Segoe UI"/>
+                <w:spacing w:val="1"/>
+              </w:rPr>
+              <w:t>It does not move branch pointers or change commit history.</w:t>
+            </w:r>
+          </w:p>
+          <w:p>
+            <w:pPr>
+              <w:pStyle w:val="my-2"/>
+              <w:numPr>
+                <w:ilvl w:val="0"/>
+                <w:numId w:val="27"/>
+              </w:numPr>
+              <w:pBdr>
+                <w:top w:val="single" w:sz="2" w:space="0" w:color="auto"/>
+                <w:left w:val="single" w:sz="2" w:space="0" w:color="auto"/>
+                <w:bottom w:val="single" w:sz="2" w:space="0" w:color="auto"/>
+                <w:right w:val="single" w:sz="2" w:space="0" w:color="auto"/>
+              </w:pBdr>
+              <w:ind w:left="0"/>
+              <w:rPr>
+                <w:rFonts w:ascii="Segoe UI" w:hAnsi="Segoe UI" w:cs="Segoe UI"/>
+                <w:spacing w:val="1"/>
+              </w:rPr>
+            </w:pPr>
+            <w:r>
+              <w:rPr>
+                <w:rFonts w:ascii="Segoe UI" w:hAnsi="Segoe UI" w:cs="Segoe UI"/>
+                <w:spacing w:val="1"/>
+              </w:rPr>
+              <w:t>Useful for.</w:t>
+            </w:r>
+          </w:p>
+          <w:p>
+            <w:pPr>
+              <w:pStyle w:val="my-2"/>
+              <w:numPr>
+                <w:ilvl w:val="0"/>
+                <w:numId w:val="27"/>
+              </w:numPr>
+              <w:pBdr>
+                <w:top w:val="single" w:sz="2" w:space="0" w:color="auto"/>
+                <w:left w:val="single" w:sz="2" w:space="0" w:color="auto"/>
+                <w:bottom w:val="single" w:sz="2" w:space="0" w:color="auto"/>
+                <w:right w:val="single" w:sz="2" w:space="0" w:color="auto"/>
+              </w:pBdr>
+              <w:ind w:left="0"/>
+              <w:rPr>
+                <w:rFonts w:ascii="Segoe UI" w:hAnsi="Segoe UI" w:cs="Segoe UI"/>
+                <w:spacing w:val="1"/>
+              </w:rPr>
+            </w:pPr>
+            <w:r>
+              <w:rPr>
+                <w:rFonts w:ascii="Segoe UI" w:hAnsi="Segoe UI" w:cs="Segoe UI"/>
+                <w:spacing w:val="1"/>
+              </w:rPr>
+              <w:t>For example, </w:t>
+            </w:r>
+            <w:r>
+              <w:rPr>
+                <w:rStyle w:val="HTMLCode"/>
+                <w:spacing w:val="1"/>
+                <w:sz w:val="21"/>
+                <w:szCs w:val="21"/>
+                <w:bdr w:val="single" w:sz="2" w:space="0" w:color="auto" w:frame="1"/>
+              </w:rPr>
+              <w:t>git restore &lt;file&gt;</w:t>
+            </w:r>
+            <w:r>
+              <w:rPr>
+                <w:rFonts w:ascii="Segoe UI" w:hAnsi="Segoe UI" w:cs="Segoe UI"/>
+                <w:spacing w:val="1"/>
+              </w:rPr>
+              <w:t> discards unstaged changes by resetting the file to the last committed version.</w:t>
+            </w:r>
+          </w:p>
+          <w:p>
+            <w:pPr>
+              <w:pStyle w:val="my-2"/>
+              <w:numPr>
+                <w:ilvl w:val="0"/>
+                <w:numId w:val="27"/>
+              </w:numPr>
+              <w:pBdr>
+                <w:top w:val="single" w:sz="2" w:space="0" w:color="auto"/>
+                <w:left w:val="single" w:sz="2" w:space="0" w:color="auto"/>
+                <w:bottom w:val="single" w:sz="2" w:space="0" w:color="auto"/>
+                <w:right w:val="single" w:sz="2" w:space="0" w:color="auto"/>
+              </w:pBdr>
+              <w:ind w:left="0"/>
+              <w:rPr>
+                <w:rFonts w:ascii="Segoe UI" w:hAnsi="Segoe UI" w:cs="Segoe UI"/>
+                <w:spacing w:val="1"/>
+              </w:rPr>
+            </w:pPr>
+            <w:r>
+              <w:rPr>
+                <w:rStyle w:val="HTMLCode"/>
+                <w:spacing w:val="1"/>
+                <w:sz w:val="21"/>
+                <w:szCs w:val="21"/>
+                <w:bdr w:val="single" w:sz="2" w:space="0" w:color="auto" w:frame="1"/>
+              </w:rPr>
+              <w:t>git restore --staged &lt;file&gt;</w:t>
+            </w:r>
+            <w:r>
+              <w:rPr>
+                <w:rFonts w:ascii="Segoe UI" w:hAnsi="Segoe UI" w:cs="Segoe UI"/>
+                <w:spacing w:val="1"/>
+              </w:rPr>
+              <w:t> unstages file changes, similar to </w:t>
+            </w:r>
+            <w:r>
+              <w:rPr>
+                <w:rStyle w:val="HTMLCode"/>
+                <w:spacing w:val="1"/>
+                <w:sz w:val="21"/>
+                <w:szCs w:val="21"/>
+                <w:bdr w:val="single" w:sz="2" w:space="0" w:color="auto" w:frame="1"/>
+              </w:rPr>
+              <w:t>git reset &lt;file&gt;</w:t>
+            </w:r>
+            <w:r>
+              <w:rPr>
+                <w:rFonts w:ascii="Segoe UI" w:hAnsi="Segoe UI" w:cs="Segoe UI"/>
+                <w:spacing w:val="1"/>
+              </w:rPr>
+              <w:t>.</w:t>
+            </w:r>
+          </w:p>
+          <w:p>
+            <w:pPr>
+              <w:pStyle w:val="my-2"/>
+              <w:numPr>
+                <w:ilvl w:val="0"/>
+                <w:numId w:val="27"/>
+              </w:numPr>
+              <w:pBdr>
+                <w:top w:val="single" w:sz="2" w:space="0" w:color="auto"/>
+                <w:left w:val="single" w:sz="2" w:space="0" w:color="auto"/>
+                <w:bottom w:val="single" w:sz="2" w:space="0" w:color="auto"/>
+                <w:right w:val="single" w:sz="2" w:space="0" w:color="auto"/>
+              </w:pBdr>
+              <w:ind w:left="0"/>
+              <w:rPr>
+                <w:rFonts w:ascii="Segoe UI" w:hAnsi="Segoe UI" w:cs="Segoe UI"/>
+                <w:spacing w:val="1"/>
+              </w:rPr>
+            </w:pPr>
+            <w:r>
+              <w:rPr>
+                <w:rFonts w:ascii="Segoe UI" w:hAnsi="Segoe UI" w:cs="Segoe UI"/>
+                <w:spacing w:val="1"/>
+              </w:rPr>
+              <w:t>Introduced to simplify undoing changes without altering histor</w:t>
+            </w:r>
+          </w:p>
+          <w:p>
+            <w:pPr>
+              <w:rPr>
+                <w:shd w:val="clear" w:color="auto" w:fill="FFFFFF"/>
+              </w:rPr>
+            </w:pPr>
+          </w:p>
+        </w:tc>
+      </w:tr>
+    </w:tbl>
+    <w:p>
+      <w:pPr>
+        <w:rPr>
           <w:shd w:val="clear" w:color="auto" w:fill="FFFFFF"/>
         </w:rPr>
       </w:pPr>
@@ -5568,7 +6809,6 @@
                 <w:rFonts w:ascii="Bahnschrift SemiBold" w:hAnsi="Bahnschrift SemiBold" w:cs="Consolas"/>
                 <w:szCs w:val="28"/>
               </w:rPr>
-              <w:lastRenderedPageBreak/>
               <w:t>2)way-2</w:t>
             </w:r>
           </w:p>
@@ -5670,7 +6910,6 @@
                 <w:sz w:val="26"/>
                 <w:shd w:val="clear" w:color="auto" w:fill="FFFFFF"/>
               </w:rPr>
-              <w:lastRenderedPageBreak/>
               <w:t>To see all the commits on that branch</w:t>
             </w:r>
           </w:p>
@@ -5754,8 +6993,6 @@
               </w:rPr>
               <w:t>git clone --depth 10 &lt;repository_url&gt;</w:t>
             </w:r>
-            <w:bookmarkStart w:id="0" w:name="_GoBack"/>
-            <w:bookmarkEnd w:id="0"/>
           </w:p>
         </w:tc>
       </w:tr>
@@ -5937,6 +7174,7 @@
                 <w:sz w:val="26"/>
                 <w:shd w:val="clear" w:color="auto" w:fill="FFFFFF"/>
               </w:rPr>
+              <w:lastRenderedPageBreak/>
               <w:t>C</w:t>
             </w:r>
             <w:r>
@@ -6656,7 +7894,6 @@
                 <w:sz w:val="26"/>
                 <w:shd w:val="clear" w:color="auto" w:fill="FFFFFF"/>
               </w:rPr>
-              <w:lastRenderedPageBreak/>
               <w:t>R</w:t>
             </w:r>
             <w:r>
@@ -6921,6 +8158,7 @@
           <w:shd w:val="clear" w:color="auto" w:fill="FFFFFF"/>
           <w:lang w:eastAsia="en-IN" w:bidi="te-IN"/>
         </w:rPr>
+        <w:lastRenderedPageBreak/>
         <w:drawing>
           <wp:inline distT="0" distB="0" distL="0" distR="0" wp14:anchorId="59E78BA8" wp14:editId="34EB2953">
             <wp:extent cx="4438650" cy="1990725"/>
@@ -7637,6 +8875,7 @@
         <w:pStyle w:val="3subheading"/>
       </w:pPr>
       <w:r>
+        <w:lastRenderedPageBreak/>
         <w:t xml:space="preserve">To see all changes in a tool </w:t>
       </w:r>
     </w:p>
@@ -7984,7 +9223,6 @@
               <w:pStyle w:val="NoSpacing"/>
             </w:pPr>
             <w:r>
-              <w:lastRenderedPageBreak/>
               <w:t>To revert all the</w:t>
             </w:r>
             <w:r>
@@ -8139,6 +9377,7 @@
               <w:pStyle w:val="NoSpacing"/>
             </w:pPr>
             <w:r>
+              <w:lastRenderedPageBreak/>
               <w:t xml:space="preserve">Un-staging file </w:t>
             </w:r>
           </w:p>
@@ -9111,7 +10350,6 @@
                 <w:rFonts w:ascii="Consolas" w:hAnsi="Consolas" w:cs="Consolas"/>
                 <w:szCs w:val="28"/>
               </w:rPr>
-              <w:lastRenderedPageBreak/>
               <w:t>git push canadaorigin b1</w:t>
             </w:r>
           </w:p>
@@ -9358,6 +10596,7 @@
               <w:adjustRightInd w:val="0"/>
             </w:pPr>
             <w:r>
+              <w:lastRenderedPageBreak/>
               <w:t>//in above master will be local branch name and cellphone will be remote repo name</w:t>
             </w:r>
           </w:p>
@@ -10162,6 +11401,7 @@
           <w:noProof/>
           <w:lang w:eastAsia="en-IN" w:bidi="te-IN"/>
         </w:rPr>
+        <w:lastRenderedPageBreak/>
         <w:drawing>
           <wp:inline distT="0" distB="0" distL="0" distR="0" wp14:anchorId="1DF9C001" wp14:editId="3A36802C">
             <wp:extent cx="6286500" cy="2962275"/>
@@ -18220,6 +19460,155 @@
     </w:lvl>
   </w:abstractNum>
   <w:abstractNum w:abstractNumId="24">
+    <w:nsid w:val="620822A1"/>
+    <w:multiLevelType w:val="multilevel"/>
+    <w:tmpl w:val="5BC4FFD0"/>
+    <w:lvl w:ilvl="0">
+      <w:start w:val="1"/>
+      <w:numFmt w:val="bullet"/>
+      <w:lvlText w:val=""/>
+      <w:lvlJc w:val="left"/>
+      <w:pPr>
+        <w:tabs>
+          <w:tab w:val="num" w:pos="720"/>
+        </w:tabs>
+        <w:ind w:left="720" w:hanging="360"/>
+      </w:pPr>
+      <w:rPr>
+        <w:rFonts w:ascii="Symbol" w:hAnsi="Symbol" w:hint="default"/>
+        <w:sz w:val="20"/>
+      </w:rPr>
+    </w:lvl>
+    <w:lvl w:ilvl="1" w:tentative="1">
+      <w:start w:val="1"/>
+      <w:numFmt w:val="bullet"/>
+      <w:lvlText w:val=""/>
+      <w:lvlJc w:val="left"/>
+      <w:pPr>
+        <w:tabs>
+          <w:tab w:val="num" w:pos="1440"/>
+        </w:tabs>
+        <w:ind w:left="1440" w:hanging="360"/>
+      </w:pPr>
+      <w:rPr>
+        <w:rFonts w:ascii="Symbol" w:hAnsi="Symbol" w:hint="default"/>
+        <w:sz w:val="20"/>
+      </w:rPr>
+    </w:lvl>
+    <w:lvl w:ilvl="2" w:tentative="1">
+      <w:start w:val="1"/>
+      <w:numFmt w:val="bullet"/>
+      <w:lvlText w:val=""/>
+      <w:lvlJc w:val="left"/>
+      <w:pPr>
+        <w:tabs>
+          <w:tab w:val="num" w:pos="2160"/>
+        </w:tabs>
+        <w:ind w:left="2160" w:hanging="360"/>
+      </w:pPr>
+      <w:rPr>
+        <w:rFonts w:ascii="Symbol" w:hAnsi="Symbol" w:hint="default"/>
+        <w:sz w:val="20"/>
+      </w:rPr>
+    </w:lvl>
+    <w:lvl w:ilvl="3" w:tentative="1">
+      <w:start w:val="1"/>
+      <w:numFmt w:val="bullet"/>
+      <w:lvlText w:val=""/>
+      <w:lvlJc w:val="left"/>
+      <w:pPr>
+        <w:tabs>
+          <w:tab w:val="num" w:pos="2880"/>
+        </w:tabs>
+        <w:ind w:left="2880" w:hanging="360"/>
+      </w:pPr>
+      <w:rPr>
+        <w:rFonts w:ascii="Symbol" w:hAnsi="Symbol" w:hint="default"/>
+        <w:sz w:val="20"/>
+      </w:rPr>
+    </w:lvl>
+    <w:lvl w:ilvl="4" w:tentative="1">
+      <w:start w:val="1"/>
+      <w:numFmt w:val="bullet"/>
+      <w:lvlText w:val=""/>
+      <w:lvlJc w:val="left"/>
+      <w:pPr>
+        <w:tabs>
+          <w:tab w:val="num" w:pos="3600"/>
+        </w:tabs>
+        <w:ind w:left="3600" w:hanging="360"/>
+      </w:pPr>
+      <w:rPr>
+        <w:rFonts w:ascii="Symbol" w:hAnsi="Symbol" w:hint="default"/>
+        <w:sz w:val="20"/>
+      </w:rPr>
+    </w:lvl>
+    <w:lvl w:ilvl="5" w:tentative="1">
+      <w:start w:val="1"/>
+      <w:numFmt w:val="bullet"/>
+      <w:lvlText w:val=""/>
+      <w:lvlJc w:val="left"/>
+      <w:pPr>
+        <w:tabs>
+          <w:tab w:val="num" w:pos="4320"/>
+        </w:tabs>
+        <w:ind w:left="4320" w:hanging="360"/>
+      </w:pPr>
+      <w:rPr>
+        <w:rFonts w:ascii="Symbol" w:hAnsi="Symbol" w:hint="default"/>
+        <w:sz w:val="20"/>
+      </w:rPr>
+    </w:lvl>
+    <w:lvl w:ilvl="6" w:tentative="1">
+      <w:start w:val="1"/>
+      <w:numFmt w:val="bullet"/>
+      <w:lvlText w:val=""/>
+      <w:lvlJc w:val="left"/>
+      <w:pPr>
+        <w:tabs>
+          <w:tab w:val="num" w:pos="5040"/>
+        </w:tabs>
+        <w:ind w:left="5040" w:hanging="360"/>
+      </w:pPr>
+      <w:rPr>
+        <w:rFonts w:ascii="Symbol" w:hAnsi="Symbol" w:hint="default"/>
+        <w:sz w:val="20"/>
+      </w:rPr>
+    </w:lvl>
+    <w:lvl w:ilvl="7" w:tentative="1">
+      <w:start w:val="1"/>
+      <w:numFmt w:val="bullet"/>
+      <w:lvlText w:val=""/>
+      <w:lvlJc w:val="left"/>
+      <w:pPr>
+        <w:tabs>
+          <w:tab w:val="num" w:pos="5760"/>
+        </w:tabs>
+        <w:ind w:left="5760" w:hanging="360"/>
+      </w:pPr>
+      <w:rPr>
+        <w:rFonts w:ascii="Symbol" w:hAnsi="Symbol" w:hint="default"/>
+        <w:sz w:val="20"/>
+      </w:rPr>
+    </w:lvl>
+    <w:lvl w:ilvl="8" w:tentative="1">
+      <w:start w:val="1"/>
+      <w:numFmt w:val="bullet"/>
+      <w:lvlText w:val=""/>
+      <w:lvlJc w:val="left"/>
+      <w:pPr>
+        <w:tabs>
+          <w:tab w:val="num" w:pos="6480"/>
+        </w:tabs>
+        <w:ind w:left="6480" w:hanging="360"/>
+      </w:pPr>
+      <w:rPr>
+        <w:rFonts w:ascii="Symbol" w:hAnsi="Symbol" w:hint="default"/>
+        <w:sz w:val="20"/>
+      </w:rPr>
+    </w:lvl>
+  </w:abstractNum>
+  <w:abstractNum w:abstractNumId="25">
     <w:nsid w:val="62B2240C"/>
     <w:multiLevelType w:val="multilevel"/>
     <w:tmpl w:val="2BD4D236"/>
@@ -18368,7 +19757,7 @@
       </w:rPr>
     </w:lvl>
   </w:abstractNum>
-  <w:abstractNum w:abstractNumId="25">
+  <w:abstractNum w:abstractNumId="26">
     <w:nsid w:val="7E420835"/>
     <w:multiLevelType w:val="multilevel"/>
     <w:tmpl w:val="0D1E9DE6"/>
@@ -18518,7 +19907,7 @@
     </w:lvl>
   </w:abstractNum>
   <w:num w:numId="1">
-    <w:abstractNumId w:val="25"/>
+    <w:abstractNumId w:val="26"/>
   </w:num>
   <w:num w:numId="2">
     <w:abstractNumId w:val="3"/>
@@ -18569,7 +19958,7 @@
     <w:abstractNumId w:val="9"/>
   </w:num>
   <w:num w:numId="18">
-    <w:abstractNumId w:val="24"/>
+    <w:abstractNumId w:val="25"/>
   </w:num>
   <w:num w:numId="19">
     <w:abstractNumId w:val="6"/>
@@ -18594,6 +19983,9 @@
   </w:num>
   <w:num w:numId="26">
     <w:abstractNumId w:val="11"/>
+  </w:num>
+  <w:num w:numId="27">
+    <w:abstractNumId w:val="24"/>
   </w:num>
 </w:numbering>
 </file>
@@ -19840,6 +21232,20 @@
       <w:u w:val="single"/>
     </w:rPr>
   </w:style>
+  <w:style w:type="paragraph" w:customStyle="1" w:styleId="my-2">
+    <w:name w:val="my-2"/>
+    <w:basedOn w:val="Normal"/>
+    <w:rsid w:val="00463991"/>
+    <w:pPr>
+      <w:spacing w:before="100" w:beforeAutospacing="1" w:after="100" w:afterAutospacing="1" w:line="240" w:lineRule="auto"/>
+    </w:pPr>
+    <w:rPr>
+      <w:rFonts w:ascii="Times New Roman" w:eastAsia="Times New Roman" w:hAnsi="Times New Roman" w:cs="Times New Roman"/>
+      <w:sz w:val="24"/>
+      <w:szCs w:val="24"/>
+      <w:lang w:eastAsia="en-IN" w:bidi="te-IN"/>
+    </w:rPr>
+  </w:style>
 </w:styles>
 </file>
 
@@ -20143,7 +21549,7 @@
 </file>
 
 <file path=customXml/itemProps1.xml><?xml version="1.0" encoding="utf-8"?>
-<ds:datastoreItem xmlns:ds="http://schemas.openxmlformats.org/officeDocument/2006/customXml" ds:itemID="{AED87D6A-4268-48F2-B704-480EEB0BCFD8}">
+<ds:datastoreItem xmlns:ds="http://schemas.openxmlformats.org/officeDocument/2006/customXml" ds:itemID="{CC9AF96B-D2E7-4ACA-9E7D-647082A6222C}">
   <ds:schemaRefs>
     <ds:schemaRef ds:uri="http://schemas.openxmlformats.org/officeDocument/2006/bibliography"/>
   </ds:schemaRefs>

--- a/6.devops/1.Git/git commands.docx
+++ b/6.devops/1.Git/git commands.docx
@@ -14,7 +14,7 @@
       <w:r>
         <w:rPr>
           <w:noProof/>
-          <w:lang w:eastAsia="en-IN" w:bidi="te-IN"/>
+          <w:lang w:eastAsia="en-IN"/>
         </w:rPr>
         <w:drawing>
           <wp:inline distT="0" distB="0" distL="0" distR="0" wp14:anchorId="0D23F998" wp14:editId="382AE5A8">
@@ -2389,7 +2389,7 @@
           <w:color w:val="333333"/>
           <w:sz w:val="24"/>
           <w:szCs w:val="24"/>
-          <w:lang w:eastAsia="en-IN" w:bidi="te-IN"/>
+          <w:lang w:eastAsia="en-IN"/>
         </w:rPr>
         <w:drawing>
           <wp:inline distT="0" distB="0" distL="0" distR="0" wp14:anchorId="2CEB1E8B" wp14:editId="473493BB">
@@ -2560,7 +2560,7 @@
       <w:r>
         <w:rPr>
           <w:noProof/>
-          <w:lang w:eastAsia="en-IN" w:bidi="te-IN"/>
+          <w:lang w:eastAsia="en-IN"/>
         </w:rPr>
         <w:drawing>
           <wp:inline distT="0" distB="0" distL="0" distR="0" wp14:anchorId="0B31846F" wp14:editId="05B254BE">
@@ -4019,7 +4019,7 @@
         <w:rPr>
           <w:noProof/>
           <w:shd w:val="clear" w:color="auto" w:fill="FFFFFF"/>
-          <w:lang w:eastAsia="en-IN" w:bidi="te-IN"/>
+          <w:lang w:eastAsia="en-IN"/>
         </w:rPr>
         <w:lastRenderedPageBreak/>
         <w:drawing>
@@ -4299,7 +4299,6 @@
                 <w:shd w:val="clear" w:color="auto" w:fill="FFFFFF"/>
               </w:rPr>
             </w:pPr>
-            <w:bookmarkStart w:id="0" w:name="_GoBack"/>
             <w:r>
               <w:rPr>
                 <w:rStyle w:val="2cmdChar"/>
@@ -4316,7 +4315,6 @@
               </w:rPr>
               <w:t xml:space="preserve"> with branch name</w:t>
             </w:r>
-            <w:bookmarkEnd w:id="0"/>
           </w:p>
           <w:p>
             <w:pPr>
@@ -8156,7 +8154,7 @@
           <w:color w:val="202124"/>
           <w:sz w:val="22"/>
           <w:shd w:val="clear" w:color="auto" w:fill="FFFFFF"/>
-          <w:lang w:eastAsia="en-IN" w:bidi="te-IN"/>
+          <w:lang w:eastAsia="en-IN"/>
         </w:rPr>
         <w:lastRenderedPageBreak/>
         <w:drawing>
@@ -11399,7 +11397,7 @@
       <w:r>
         <w:rPr>
           <w:noProof/>
-          <w:lang w:eastAsia="en-IN" w:bidi="te-IN"/>
+          <w:lang w:eastAsia="en-IN"/>
         </w:rPr>
         <w:lastRenderedPageBreak/>
         <w:drawing>
@@ -11464,7 +11462,7 @@
       <w:r>
         <w:rPr>
           <w:noProof/>
-          <w:lang w:eastAsia="en-IN" w:bidi="te-IN"/>
+          <w:lang w:eastAsia="en-IN"/>
         </w:rPr>
         <w:drawing>
           <wp:inline distT="0" distB="0" distL="0" distR="0" wp14:anchorId="42120072" wp14:editId="47A7E477">
@@ -11563,7 +11561,7 @@
       <w:r>
         <w:rPr>
           <w:noProof/>
-          <w:lang w:eastAsia="en-IN" w:bidi="te-IN"/>
+          <w:lang w:eastAsia="en-IN"/>
         </w:rPr>
         <w:lastRenderedPageBreak/>
         <w:drawing>
@@ -11623,7 +11621,7 @@
       <w:r>
         <w:rPr>
           <w:noProof/>
-          <w:lang w:eastAsia="en-IN" w:bidi="te-IN"/>
+          <w:lang w:eastAsia="en-IN"/>
         </w:rPr>
         <w:drawing>
           <wp:inline distT="0" distB="0" distL="0" distR="0" wp14:anchorId="6B73C423" wp14:editId="7C4EC6BD">
@@ -11744,7 +11742,7 @@
       <w:r>
         <w:rPr>
           <w:noProof/>
-          <w:lang w:eastAsia="en-IN" w:bidi="te-IN"/>
+          <w:lang w:eastAsia="en-IN"/>
         </w:rPr>
         <w:drawing>
           <wp:inline distT="0" distB="0" distL="0" distR="0" wp14:anchorId="39D97FFD" wp14:editId="680FEA1E">
@@ -12055,7 +12053,7 @@
       <w:r>
         <w:rPr>
           <w:noProof/>
-          <w:lang w:eastAsia="en-IN" w:bidi="te-IN"/>
+          <w:lang w:eastAsia="en-IN"/>
         </w:rPr>
         <w:drawing>
           <wp:inline distT="0" distB="0" distL="0" distR="0" wp14:anchorId="2C4851A2" wp14:editId="6D70769C">
@@ -12109,7 +12107,7 @@
       <w:r>
         <w:rPr>
           <w:noProof/>
-          <w:lang w:eastAsia="en-IN" w:bidi="te-IN"/>
+          <w:lang w:eastAsia="en-IN"/>
         </w:rPr>
         <w:lastRenderedPageBreak/>
         <w:drawing>
@@ -13153,16 +13151,114 @@
     </w:p>
     <w:p>
       <w:pPr>
+        <w:pStyle w:val="h4-blu"/>
+        <w:rPr>
+          <w:rFonts w:eastAsia="Times New Roman"/>
+        </w:rPr>
+      </w:pPr>
+      <w:r>
+        <w:rPr>
+          <w:rFonts w:eastAsia="Times New Roman"/>
+        </w:rPr>
+        <w:t>squashing before pushig</w:t>
+      </w:r>
+    </w:p>
+    <w:p>
+      <w:pPr>
         <w:shd w:val="clear" w:color="auto" w:fill="FFFFFF"/>
         <w:spacing w:before="100" w:beforeAutospacing="1" w:after="100" w:afterAutospacing="1" w:line="240" w:lineRule="auto"/>
         <w:rPr>
-          <w:rFonts w:ascii="Lato" w:eastAsia="Times New Roman" w:hAnsi="Lato" w:cs="Times New Roman"/>
-          <w:color w:val="333333"/>
-          <w:sz w:val="24"/>
-          <w:szCs w:val="24"/>
-          <w:lang w:eastAsia="en-IN"/>
-        </w:rPr>
-      </w:pPr>
+          <w:rStyle w:val="l"/>
+        </w:rPr>
+      </w:pPr>
+      <w:r>
+        <w:rPr>
+          <w:rStyle w:val="l"/>
+        </w:rPr>
+        <w:t xml:space="preserve">Below is the simple way </w:t>
+      </w:r>
+      <w:r>
+        <w:rPr>
+          <w:rStyle w:val="l"/>
+        </w:rPr>
+        <w:t xml:space="preserve">than doing </w:t>
+      </w:r>
+    </w:p>
+    <w:p>
+      <w:pPr>
+        <w:shd w:val="clear" w:color="auto" w:fill="FFFFFF"/>
+        <w:spacing w:before="100" w:beforeAutospacing="1" w:after="100" w:afterAutospacing="1" w:line="240" w:lineRule="auto"/>
+        <w:rPr>
+          <w:rStyle w:val="k"/>
+        </w:rPr>
+      </w:pPr>
+      <w:r>
+        <w:rPr>
+          <w:rStyle w:val="l"/>
+        </w:rPr>
+        <w:lastRenderedPageBreak/>
+        <w:t>git</w:t>
+      </w:r>
+      <w:r>
+        <w:t xml:space="preserve"> reset </w:t>
+      </w:r>
+      <w:r>
+        <w:rPr>
+          <w:rStyle w:val="n"/>
+        </w:rPr>
+        <w:t>--soft</w:t>
+      </w:r>
+      <w:r>
+        <w:t xml:space="preserve"> HEAD~3</w:t>
+      </w:r>
+      <w:bookmarkStart w:id="0" w:name="_GoBack"/>
+      <w:bookmarkEnd w:id="0"/>
+      <w:r>
+        <w:br/>
+      </w:r>
+      <w:r>
+        <w:rPr>
+          <w:rStyle w:val="l"/>
+        </w:rPr>
+        <w:t>git</w:t>
+      </w:r>
+      <w:r>
+        <w:t xml:space="preserve"> commit </w:t>
+      </w:r>
+      <w:r>
+        <w:rPr>
+          <w:rStyle w:val="n"/>
+        </w:rPr>
+        <w:t>-m</w:t>
+      </w:r>
+      <w:r>
+        <w:t xml:space="preserve"> </w:t>
+      </w:r>
+      <w:r>
+        <w:rPr>
+          <w:rStyle w:val="k"/>
+        </w:rPr>
+        <w:t>"New combined commit"</w:t>
+      </w:r>
+    </w:p>
+    <w:p>
+      <w:pPr>
+        <w:shd w:val="clear" w:color="auto" w:fill="FFFFFF"/>
+        <w:spacing w:before="100" w:beforeAutospacing="1" w:after="100" w:afterAutospacing="1" w:line="240" w:lineRule="auto"/>
+        <w:rPr>
+          <w:rFonts w:ascii="Lato" w:eastAsia="Times New Roman" w:hAnsi="Lato" w:cs="Times New Roman"/>
+          <w:color w:val="333333"/>
+          <w:sz w:val="24"/>
+          <w:szCs w:val="24"/>
+          <w:lang w:eastAsia="en-IN"/>
+        </w:rPr>
+      </w:pPr>
+      <w:r>
+        <w:rPr>
+          <w:rStyle w:val="k"/>
+        </w:rPr>
+        <w:t>git push --force</w:t>
+      </w:r>
     </w:p>
     <w:p>
       <w:pPr>
@@ -13200,7 +13296,6 @@
         <w:rPr>
           <w:color w:val="FF0000"/>
         </w:rPr>
-        <w:lastRenderedPageBreak/>
         <w:t>all the above commits will be deleted</w:t>
       </w:r>
       <w:r>
@@ -13256,7 +13351,7 @@
       <w:r>
         <w:rPr>
           <w:noProof/>
-          <w:lang w:eastAsia="en-IN" w:bidi="te-IN"/>
+          <w:lang w:eastAsia="en-IN"/>
         </w:rPr>
         <w:drawing>
           <wp:inline distT="0" distB="0" distL="0" distR="0" wp14:anchorId="4702E935" wp14:editId="44609978">
@@ -13337,7 +13432,7 @@
           <w:color w:val="333333"/>
           <w:sz w:val="24"/>
           <w:szCs w:val="24"/>
-          <w:lang w:eastAsia="en-IN" w:bidi="te-IN"/>
+          <w:lang w:eastAsia="en-IN"/>
         </w:rPr>
         <w:lastRenderedPageBreak/>
         <w:drawing>
@@ -13614,7 +13709,7 @@
           <w:color w:val="333333"/>
           <w:sz w:val="24"/>
           <w:szCs w:val="24"/>
-          <w:lang w:eastAsia="en-IN" w:bidi="te-IN"/>
+          <w:lang w:eastAsia="en-IN"/>
         </w:rPr>
         <w:drawing>
           <wp:inline distT="0" distB="0" distL="0" distR="0" wp14:anchorId="6E4FC204" wp14:editId="58FD28EA">
@@ -13823,7 +13918,7 @@
       <w:r>
         <w:rPr>
           <w:noProof/>
-          <w:lang w:eastAsia="en-IN" w:bidi="te-IN"/>
+          <w:lang w:eastAsia="en-IN"/>
         </w:rPr>
         <w:lastRenderedPageBreak/>
         <w:drawing>
@@ -14826,7 +14921,7 @@
           <w:color w:val="333333"/>
           <w:sz w:val="24"/>
           <w:szCs w:val="24"/>
-          <w:lang w:eastAsia="en-IN" w:bidi="te-IN"/>
+          <w:lang w:eastAsia="en-IN"/>
         </w:rPr>
         <w:lastRenderedPageBreak/>
         <w:drawing>
@@ -21246,6 +21341,21 @@
       <w:lang w:eastAsia="en-IN" w:bidi="te-IN"/>
     </w:rPr>
   </w:style>
+  <w:style w:type="character" w:customStyle="1" w:styleId="l">
+    <w:name w:val="ͼl"/>
+    <w:basedOn w:val="DefaultParagraphFont"/>
+    <w:rsid w:val="00DF2127"/>
+  </w:style>
+  <w:style w:type="character" w:customStyle="1" w:styleId="n">
+    <w:name w:val="ͼn"/>
+    <w:basedOn w:val="DefaultParagraphFont"/>
+    <w:rsid w:val="00DF2127"/>
+  </w:style>
+  <w:style w:type="character" w:customStyle="1" w:styleId="k">
+    <w:name w:val="ͼk"/>
+    <w:basedOn w:val="DefaultParagraphFont"/>
+    <w:rsid w:val="00DF2127"/>
+  </w:style>
 </w:styles>
 </file>
 
@@ -21549,7 +21659,7 @@
 </file>
 
 <file path=customXml/itemProps1.xml><?xml version="1.0" encoding="utf-8"?>
-<ds:datastoreItem xmlns:ds="http://schemas.openxmlformats.org/officeDocument/2006/customXml" ds:itemID="{CC9AF96B-D2E7-4ACA-9E7D-647082A6222C}">
+<ds:datastoreItem xmlns:ds="http://schemas.openxmlformats.org/officeDocument/2006/customXml" ds:itemID="{5167DC81-2913-4082-83C2-9B8E79FE8029}">
   <ds:schemaRefs>
     <ds:schemaRef ds:uri="http://schemas.openxmlformats.org/officeDocument/2006/bibliography"/>
   </ds:schemaRefs>
